--- a/Alex_Raytselsky_Resume_Architect.docx
+++ b/Alex_Raytselsky_Resume_Architect.docx
@@ -505,7 +505,14 @@
                 <w:b/>
                 <w:color w:val="5F6973"/>
               </w:rPr>
-              <w:t>Nov 2024 – May 2025</w:t>
+              <w:t xml:space="preserve">Nov 2024 – </w:t>
+            </w:r>
+            <w:r>
+              <w:rPr>
+                <w:b/>
+                <w:color w:val="5F6973"/>
+              </w:rPr>
+              <w:t>Current</w:t>
             </w:r>
           </w:p>
         </w:tc>
